--- a/03-Python程序设计-项目实战/工业互联网专业《Python程序设计（项目实战）》课程标准.docx
+++ b/03-Python程序设计-项目实战/工业互联网专业《Python程序设计（项目实战）》课程标准.docx
@@ -2930,7 +2930,7 @@
           <w:b w:val="0"/>
           <w:sz w:val="32"/>
         </w:rPr>
-        <w:t>6.工程规范：PEP 8、Git工作流、虚拟环境、单元测试（精通）。</w:t>
+        <w:t>6.工程规范：PEP 8、Git工作流、conda环境、单元测试（精通）。</w:t>
       </w:r>
     </w:p>
     <w:p>
@@ -3498,7 +3498,7 @@
                 <w:b w:val="0"/>
                 <w:sz w:val="24"/>
               </w:rPr>
-              <w:t>双栏对照迁移、容器与OOP、异常处理；PEP 8、venv、Git、项目结构、pytest。工单：五道渐进练习（≥3题及格）、工程模板交付（模板即资产）。</w:t>
+              <w:t>双栏对照迁移、容器与OOP、异常处理；PEP 8、conda环境、Git、项目结构、pytest。工单：五道渐进练习（≥3题及格）、工程模板交付（模板即资产）。</w:t>
             </w:r>
           </w:p>
         </w:tc>
